--- a/script/Anterior Cervical Corpectomy and Fusion.docx
+++ b/script/Anterior Cervical Corpectomy and Fusion.docx
@@ -485,7 +485,17 @@
         <w:t>posterior</w:t>
       </w:r>
       <w:r>
-        <w:t xml:space="preserve"> to the vertebral body. In this situation, ACCF may be preferred over anterior cervical discectomy and fusion (ACDF), as removal of the vertebral body provides </w:t>
+        <w:t xml:space="preserve"> to the vertebral body. In this situation, ACCF may be preferred over </w:t>
+      </w:r>
+      <w:r>
+        <w:rPr>
+          <w:color w:val="00B0F0"/>
+          <w:u w:val="single"/>
+        </w:rPr>
+        <w:t>anterior cervical discectomy and fusion (ACDF)</w:t>
+      </w:r>
+      <w:r>
+        <w:t xml:space="preserve">, as removal of the vertebral body provides </w:t>
       </w:r>
       <w:r>
         <w:rPr>
@@ -650,19 +660,19 @@
       </w:pPr>
       <w:r>
         <w:rPr>
+          <w:color w:val="00B0F0"/>
+        </w:rPr>
+        <w:t xml:space="preserve">Cadaveric bone grafts </w:t>
+      </w:r>
+      <w:r>
+        <w:rPr>
           <w:color w:val="000000" w:themeColor="text1"/>
         </w:rPr>
-        <w:t xml:space="preserve">Cadaveric bone grafts </w:t>
+        <w:t>(</w:t>
       </w:r>
       <w:r>
         <w:rPr>
           <w:color w:val="000000" w:themeColor="text1"/>
-        </w:rPr>
-        <w:t>(</w:t>
-      </w:r>
-      <w:r>
-        <w:rPr>
-          <w:color w:val="00B0F0"/>
         </w:rPr>
         <w:t>allografts</w:t>
       </w:r>
@@ -684,16 +694,16 @@
       </w:pPr>
       <w:r>
         <w:rPr>
+          <w:color w:val="00B0F0"/>
+        </w:rPr>
+        <w:t xml:space="preserve">Iliac crest bone grafts </w:t>
+      </w:r>
+      <w:r>
+        <w:t>(</w:t>
+      </w:r>
+      <w:r>
+        <w:rPr>
           <w:color w:val="000000" w:themeColor="text1"/>
-        </w:rPr>
-        <w:t xml:space="preserve">Iliac crest bone grafts </w:t>
-      </w:r>
-      <w:r>
-        <w:t>(</w:t>
-      </w:r>
-      <w:r>
-        <w:rPr>
-          <w:color w:val="00B0F0"/>
         </w:rPr>
         <w:t>autografts</w:t>
       </w:r>

--- a/script/Anterior Cervical Corpectomy and Fusion.docx
+++ b/script/Anterior Cervical Corpectomy and Fusion.docx
@@ -38,78 +38,21 @@
         <w:jc w:val="both"/>
       </w:pPr>
       <w:r>
-        <w:t>Thumbnail text:</w:t>
+        <w:t>Thumbnail:</w:t>
       </w:r>
       <w:r>
         <w:t xml:space="preserve"> </w:t>
       </w:r>
       <w:r>
-        <w:t>Anterior cervical corpectomy and fusion (ACCF) is a surgical procedure that relieves</w:t>
-      </w:r>
-      <w:r>
-        <w:t xml:space="preserve"> compression </w:t>
-      </w:r>
-      <w:r>
-        <w:t xml:space="preserve">on the spinal cord by removing one or more </w:t>
-      </w:r>
-      <w:r>
-        <w:t xml:space="preserve">levels of </w:t>
-      </w:r>
-      <w:r>
-        <w:t>intervertebral discs and</w:t>
-      </w:r>
-      <w:r>
-        <w:t xml:space="preserve"> the </w:t>
-      </w:r>
-      <w:r>
-        <w:t>vertebral bod</w:t>
-      </w:r>
-      <w:r>
-        <w:t>ies</w:t>
-      </w:r>
-      <w:r>
-        <w:t xml:space="preserve">. The procedure consists of three major steps: </w:t>
-      </w:r>
-      <w:r>
-        <w:rPr>
-          <w:color w:val="00B0F0"/>
-        </w:rPr>
-        <w:t>anterior cervical discectomy and corpectomy</w:t>
-      </w:r>
-      <w:r>
-        <w:t xml:space="preserve">, </w:t>
-      </w:r>
-      <w:r>
-        <w:rPr>
-          <w:color w:val="00B0F0"/>
-        </w:rPr>
-        <w:t>vertebral body reconstruction</w:t>
-      </w:r>
-      <w:r>
-        <w:t xml:space="preserve">, and </w:t>
-      </w:r>
-      <w:r>
-        <w:rPr>
-          <w:color w:val="00B0F0"/>
-        </w:rPr>
-        <w:t xml:space="preserve">anterior </w:t>
-      </w:r>
-      <w:r>
-        <w:rPr>
-          <w:color w:val="00B0F0"/>
-        </w:rPr>
-        <w:t>cervical</w:t>
-      </w:r>
-      <w:r>
-        <w:rPr>
-          <w:color w:val="00B0F0"/>
-        </w:rPr>
-        <w:t xml:space="preserve"> fixation</w:t>
-      </w:r>
-      <w:r>
-        <w:t>. By</w:t>
-      </w:r>
-      <w:r>
+        <w:rPr>
+          <w:color w:val="000000" w:themeColor="text1"/>
+        </w:rPr>
+        <w:t>Anterior cervical corpectomy and fusion (ACCF) is a surgical procedure that relieves compression on the spinal cord by removing one or more levels of intervertebral discs and the vertebral bodies. The procedure consists of three major steps: anterior cervical discectomy and corpectomy, vertebral body reconstruction, and anterior cervical fixation. By</w:t>
+      </w:r>
+      <w:r>
+        <w:rPr>
+          <w:color w:val="000000" w:themeColor="text1"/>
+        </w:rPr>
         <w:t>…</w:t>
       </w:r>
     </w:p>
